--- a/tillsyn/A 20426-2023 tillsynsbegäran.docx
+++ b/tillsyn/A 20426-2023 tillsynsbegäran.docx
@@ -256,7 +256,7 @@
     <w:r>
       <w:tab/>
       <w:tab/>
-      <w:t>2026-09-14</w:t>
+      <w:t>2026-09-15</w:t>
       <w:br/>
       <w:br/>
     </w:r>

--- a/tillsyn/A 20426-2023 tillsynsbegäran.docx
+++ b/tillsyn/A 20426-2023 tillsynsbegäran.docx
@@ -256,7 +256,7 @@
     <w:r>
       <w:tab/>
       <w:tab/>
-      <w:t>2026-09-15</w:t>
+      <w:t>2026-09-16</w:t>
       <w:br/>
       <w:br/>
     </w:r>

--- a/tillsyn/A 20426-2023 tillsynsbegäran.docx
+++ b/tillsyn/A 20426-2023 tillsynsbegäran.docx
@@ -256,7 +256,7 @@
     <w:r>
       <w:tab/>
       <w:tab/>
-      <w:t>2026-09-16</w:t>
+      <w:t>2026-09-17</w:t>
       <w:br/>
       <w:br/>
     </w:r>

--- a/tillsyn/A 20426-2023 tillsynsbegäran.docx
+++ b/tillsyn/A 20426-2023 tillsynsbegäran.docx
@@ -256,7 +256,7 @@
     <w:r>
       <w:tab/>
       <w:tab/>
-      <w:t>2026-09-17</w:t>
+      <w:t>2026-09-18</w:t>
       <w:br/>
       <w:br/>
     </w:r>

--- a/tillsyn/A 20426-2023 tillsynsbegäran.docx
+++ b/tillsyn/A 20426-2023 tillsynsbegäran.docx
@@ -256,7 +256,7 @@
     <w:r>
       <w:tab/>
       <w:tab/>
-      <w:t>2026-09-18</w:t>
+      <w:t>2026-09-19</w:t>
       <w:br/>
       <w:br/>
     </w:r>

--- a/tillsyn/A 20426-2023 tillsynsbegäran.docx
+++ b/tillsyn/A 20426-2023 tillsynsbegäran.docx
@@ -256,7 +256,7 @@
     <w:r>
       <w:tab/>
       <w:tab/>
-      <w:t>2026-09-19</w:t>
+      <w:t>2026-09-21</w:t>
       <w:br/>
       <w:br/>
     </w:r>

--- a/tillsyn/A 20426-2023 tillsynsbegäran.docx
+++ b/tillsyn/A 20426-2023 tillsynsbegäran.docx
@@ -256,7 +256,7 @@
     <w:r>
       <w:tab/>
       <w:tab/>
-      <w:t>2026-09-21</w:t>
+      <w:t>2026-09-23</w:t>
       <w:br/>
       <w:br/>
     </w:r>

--- a/tillsyn/A 20426-2023 tillsynsbegäran.docx
+++ b/tillsyn/A 20426-2023 tillsynsbegäran.docx
@@ -256,7 +256,7 @@
     <w:r>
       <w:tab/>
       <w:tab/>
-      <w:t>2026-09-23</w:t>
+      <w:t>2026-09-24</w:t>
       <w:br/>
       <w:br/>
     </w:r>

--- a/tillsyn/A 20426-2023 tillsynsbegäran.docx
+++ b/tillsyn/A 20426-2023 tillsynsbegäran.docx
@@ -256,7 +256,7 @@
     <w:r>
       <w:tab/>
       <w:tab/>
-      <w:t>2026-09-24</w:t>
+      <w:t>2026-09-25</w:t>
       <w:br/>
       <w:br/>
     </w:r>

--- a/tillsyn/A 20426-2023 tillsynsbegäran.docx
+++ b/tillsyn/A 20426-2023 tillsynsbegäran.docx
@@ -256,7 +256,7 @@
     <w:r>
       <w:tab/>
       <w:tab/>
-      <w:t>2026-09-25</w:t>
+      <w:t>2026-09-26</w:t>
       <w:br/>
       <w:br/>
     </w:r>

--- a/tillsyn/A 20426-2023 tillsynsbegäran.docx
+++ b/tillsyn/A 20426-2023 tillsynsbegäran.docx
@@ -256,7 +256,7 @@
     <w:r>
       <w:tab/>
       <w:tab/>
-      <w:t>2026-09-26</w:t>
+      <w:t>2026-09-27</w:t>
       <w:br/>
       <w:br/>
     </w:r>

--- a/tillsyn/A 20426-2023 tillsynsbegäran.docx
+++ b/tillsyn/A 20426-2023 tillsynsbegäran.docx
@@ -256,7 +256,7 @@
     <w:r>
       <w:tab/>
       <w:tab/>
-      <w:t>2026-09-27</w:t>
+      <w:t>2026-09-28</w:t>
       <w:br/>
       <w:br/>
     </w:r>

--- a/tillsyn/A 20426-2023 tillsynsbegäran.docx
+++ b/tillsyn/A 20426-2023 tillsynsbegäran.docx
@@ -256,7 +256,7 @@
     <w:r>
       <w:tab/>
       <w:tab/>
-      <w:t>2026-09-28</w:t>
+      <w:t>2026-09-29</w:t>
       <w:br/>
       <w:br/>
     </w:r>

--- a/tillsyn/A 20426-2023 tillsynsbegäran.docx
+++ b/tillsyn/A 20426-2023 tillsynsbegäran.docx
@@ -256,7 +256,7 @@
     <w:r>
       <w:tab/>
       <w:tab/>
-      <w:t>2026-09-29</w:t>
+      <w:t>2026-09-30</w:t>
       <w:br/>
       <w:br/>
     </w:r>

--- a/tillsyn/A 20426-2023 tillsynsbegäran.docx
+++ b/tillsyn/A 20426-2023 tillsynsbegäran.docx
@@ -256,7 +256,7 @@
     <w:r>
       <w:tab/>
       <w:tab/>
-      <w:t>2026-09-30</w:t>
+      <w:t>2026-10-01</w:t>
       <w:br/>
       <w:br/>
     </w:r>

--- a/tillsyn/A 20426-2023 tillsynsbegäran.docx
+++ b/tillsyn/A 20426-2023 tillsynsbegäran.docx
@@ -256,7 +256,7 @@
     <w:r>
       <w:tab/>
       <w:tab/>
-      <w:t>2026-10-01</w:t>
+      <w:t>2026-10-02</w:t>
       <w:br/>
       <w:br/>
     </w:r>

--- a/tillsyn/A 20426-2023 tillsynsbegäran.docx
+++ b/tillsyn/A 20426-2023 tillsynsbegäran.docx
@@ -256,7 +256,7 @@
     <w:r>
       <w:tab/>
       <w:tab/>
-      <w:t>2026-10-02</w:t>
+      <w:t>2026-10-03</w:t>
       <w:br/>
       <w:br/>
     </w:r>

--- a/tillsyn/A 20426-2023 tillsynsbegäran.docx
+++ b/tillsyn/A 20426-2023 tillsynsbegäran.docx
@@ -256,7 +256,7 @@
     <w:r>
       <w:tab/>
       <w:tab/>
-      <w:t>2026-10-03</w:t>
+      <w:t>2026-10-04</w:t>
       <w:br/>
       <w:br/>
     </w:r>

--- a/tillsyn/A 20426-2023 tillsynsbegäran.docx
+++ b/tillsyn/A 20426-2023 tillsynsbegäran.docx
@@ -256,7 +256,7 @@
     <w:r>
       <w:tab/>
       <w:tab/>
-      <w:t>2026-10-04</w:t>
+      <w:t>2026-10-05</w:t>
       <w:br/>
       <w:br/>
     </w:r>

--- a/tillsyn/A 20426-2023 tillsynsbegäran.docx
+++ b/tillsyn/A 20426-2023 tillsynsbegäran.docx
@@ -256,7 +256,7 @@
     <w:r>
       <w:tab/>
       <w:tab/>
-      <w:t>2026-10-05</w:t>
+      <w:t>2026-10-06</w:t>
       <w:br/>
       <w:br/>
     </w:r>

--- a/tillsyn/A 20426-2023 tillsynsbegäran.docx
+++ b/tillsyn/A 20426-2023 tillsynsbegäran.docx
@@ -256,7 +256,7 @@
     <w:r>
       <w:tab/>
       <w:tab/>
-      <w:t>2026-10-06</w:t>
+      <w:t>2026-10-07</w:t>
       <w:br/>
       <w:br/>
     </w:r>

--- a/tillsyn/A 20426-2023 tillsynsbegäran.docx
+++ b/tillsyn/A 20426-2023 tillsynsbegäran.docx
@@ -256,7 +256,7 @@
     <w:r>
       <w:tab/>
       <w:tab/>
-      <w:t>2026-10-07</w:t>
+      <w:t>2026-10-08</w:t>
       <w:br/>
       <w:br/>
     </w:r>

--- a/tillsyn/A 20426-2023 tillsynsbegäran.docx
+++ b/tillsyn/A 20426-2023 tillsynsbegäran.docx
@@ -60,12 +60,12 @@
         <w:spacing w:after="240"/>
       </w:pPr>
       <w:r>
-        <w:t>Figur 1. Fyndplatser för naturvårdsarter inom 23 meter från avverkningsanmälan. Markörer utan svart kant är placerade på fyndplatsen. Markörer med svart kant är placerade vid sidan av fyndplatsen och har ett svart streck som visar fyndplatsens exakta position. Kartans mittpunktskoordinat är N 6213820, E 472034 i SWEREF 99 TM.</w:t>
+        <w:t>Figur 1. Fyndplatser för naturvårdsarter i och inom 23 meter från avverkningsanmälan. Markörer utan svart kant är placerade på fyndplatsen. Markörer med svart kant är placerade vid sidan av fyndplatsen och har ett svart streck som visar fyndplatsens exakta position. Kartans mittpunktskoordinat är N 6213820, E 472034 i SWEREF 99 TM.</w:t>
       </w:r>
     </w:p>
     <w:p>
       <w:r>
-        <w:t>Inom 23 meter från avverkningsanmälan finns fynd av 1 naturvårdsarter, varav 1 är rödlistad och 1 är typisk (T): hålnunneört (NT, T). Se Figur 1.</w:t>
+        <w:t>I och inom 23 meter från avverkningsanmälan finns fynd av 2 naturvårdsarter, varav 2 är rödlistade och 2 är typiska (T): bokvårtlav (NT, T) och hålnunneört (NT, T). Se Figur 1.</w:t>
       </w:r>
     </w:p>
     <w:p>
@@ -97,6 +97,35 @@
     <w:p>
       <w:r>
         <w:t>Nedan följer beskrivningar av de naturvårdsarter och fridlysta arter som har sina livsmiljöer och växtplatser i den avverkningsanmälda skogen. De påträffade naturvårdsarterna är ett tydligt kvitto på att det rör sig om en skog med höga naturvärden.</w:t>
+      </w:r>
+    </w:p>
+    <w:p>
+      <w:r>
+        <w:rPr>
+          <w:b/>
+        </w:rPr>
+        <w:t>Bokvårtlav (NT)</w:t>
+      </w:r>
+      <w:r>
+        <w:t xml:space="preserve"> växer på barken av gamla bokar samt avenbok och är en bra signalart för skogsbestånd med höga naturvärden. Gamla bokskogar där laven förekommer i särskilt rikliga bestånd bör bevaras. Bokvårtlav är typisk art för </w:t>
+      </w:r>
+      <w:r>
+        <w:rPr>
+          <w:i/>
+        </w:rPr>
+        <w:t>9110 Näringsfattig bokskog, 9130 Näringsrik bokskog</w:t>
+      </w:r>
+      <w:r>
+        <w:t xml:space="preserve"> och </w:t>
+      </w:r>
+      <w:r>
+        <w:rPr>
+          <w:i/>
+        </w:rPr>
+        <w:t>9160 Näringsrik ekskog</w:t>
+      </w:r>
+      <w:r>
+        <w:t xml:space="preserve"> (SLU Artdatabanken, 2024; Nitare &amp; Skogsstyrelsen, 2019).</w:t>
       </w:r>
     </w:p>
     <w:p>
@@ -256,7 +285,7 @@
     <w:r>
       <w:tab/>
       <w:tab/>
-      <w:t>2026-10-08</w:t>
+      <w:t>2026-10-09</w:t>
       <w:br/>
       <w:br/>
     </w:r>

--- a/tillsyn/A 20426-2023 tillsynsbegäran.docx
+++ b/tillsyn/A 20426-2023 tillsynsbegäran.docx
@@ -285,7 +285,7 @@
     <w:r>
       <w:tab/>
       <w:tab/>
-      <w:t>2026-10-09</w:t>
+      <w:t>2026-10-10</w:t>
       <w:br/>
       <w:br/>
     </w:r>

--- a/tillsyn/A 20426-2023 tillsynsbegäran.docx
+++ b/tillsyn/A 20426-2023 tillsynsbegäran.docx
@@ -285,7 +285,7 @@
     <w:r>
       <w:tab/>
       <w:tab/>
-      <w:t>2026-10-10</w:t>
+      <w:t>2026-10-11</w:t>
       <w:br/>
       <w:br/>
     </w:r>

--- a/tillsyn/A 20426-2023 tillsynsbegäran.docx
+++ b/tillsyn/A 20426-2023 tillsynsbegäran.docx
@@ -285,7 +285,7 @@
     <w:r>
       <w:tab/>
       <w:tab/>
-      <w:t>2026-10-11</w:t>
+      <w:t>2026-10-12</w:t>
       <w:br/>
       <w:br/>
     </w:r>

--- a/tillsyn/A 20426-2023 tillsynsbegäran.docx
+++ b/tillsyn/A 20426-2023 tillsynsbegäran.docx
@@ -285,7 +285,7 @@
     <w:r>
       <w:tab/>
       <w:tab/>
-      <w:t>2026-10-12</w:t>
+      <w:t>2026-10-13</w:t>
       <w:br/>
       <w:br/>
     </w:r>

--- a/tillsyn/A 20426-2023 tillsynsbegäran.docx
+++ b/tillsyn/A 20426-2023 tillsynsbegäran.docx
@@ -285,7 +285,7 @@
     <w:r>
       <w:tab/>
       <w:tab/>
-      <w:t>2026-10-13</w:t>
+      <w:t>2026-10-14</w:t>
       <w:br/>
       <w:br/>
     </w:r>

--- a/tillsyn/A 20426-2023 tillsynsbegäran.docx
+++ b/tillsyn/A 20426-2023 tillsynsbegäran.docx
@@ -285,7 +285,7 @@
     <w:r>
       <w:tab/>
       <w:tab/>
-      <w:t>2026-10-14</w:t>
+      <w:t>2026-10-15</w:t>
       <w:br/>
       <w:br/>
     </w:r>

--- a/tillsyn/A 20426-2023 tillsynsbegäran.docx
+++ b/tillsyn/A 20426-2023 tillsynsbegäran.docx
@@ -285,7 +285,7 @@
     <w:r>
       <w:tab/>
       <w:tab/>
-      <w:t>2026-10-15</w:t>
+      <w:t>2026-10-16</w:t>
       <w:br/>
       <w:br/>
     </w:r>

--- a/tillsyn/A 20426-2023 tillsynsbegäran.docx
+++ b/tillsyn/A 20426-2023 tillsynsbegäran.docx
@@ -285,7 +285,7 @@
     <w:r>
       <w:tab/>
       <w:tab/>
-      <w:t>2026-10-16</w:t>
+      <w:t>2026-10-17</w:t>
       <w:br/>
       <w:br/>
     </w:r>

--- a/tillsyn/A 20426-2023 tillsynsbegäran.docx
+++ b/tillsyn/A 20426-2023 tillsynsbegäran.docx
@@ -285,7 +285,7 @@
     <w:r>
       <w:tab/>
       <w:tab/>
-      <w:t>2026-10-17</w:t>
+      <w:t>2026-10-18</w:t>
       <w:br/>
       <w:br/>
     </w:r>

--- a/tillsyn/A 20426-2023 tillsynsbegäran.docx
+++ b/tillsyn/A 20426-2023 tillsynsbegäran.docx
@@ -285,7 +285,7 @@
     <w:r>
       <w:tab/>
       <w:tab/>
-      <w:t>2026-10-18</w:t>
+      <w:t>2026-10-19</w:t>
       <w:br/>
       <w:br/>
     </w:r>

--- a/tillsyn/A 20426-2023 tillsynsbegäran.docx
+++ b/tillsyn/A 20426-2023 tillsynsbegäran.docx
@@ -285,7 +285,7 @@
     <w:r>
       <w:tab/>
       <w:tab/>
-      <w:t>2026-10-19</w:t>
+      <w:t>2026-10-20</w:t>
       <w:br/>
       <w:br/>
     </w:r>

--- a/tillsyn/A 20426-2023 tillsynsbegäran.docx
+++ b/tillsyn/A 20426-2023 tillsynsbegäran.docx
@@ -285,7 +285,7 @@
     <w:r>
       <w:tab/>
       <w:tab/>
-      <w:t>2026-10-20</w:t>
+      <w:t>2026-10-21</w:t>
       <w:br/>
       <w:br/>
     </w:r>

--- a/tillsyn/A 20426-2023 tillsynsbegäran.docx
+++ b/tillsyn/A 20426-2023 tillsynsbegäran.docx
@@ -285,7 +285,7 @@
     <w:r>
       <w:tab/>
       <w:tab/>
-      <w:t>2026-10-21</w:t>
+      <w:t>2026-10-22</w:t>
       <w:br/>
       <w:br/>
     </w:r>

--- a/tillsyn/A 20426-2023 tillsynsbegäran.docx
+++ b/tillsyn/A 20426-2023 tillsynsbegäran.docx
@@ -285,7 +285,7 @@
     <w:r>
       <w:tab/>
       <w:tab/>
-      <w:t>2026-10-22</w:t>
+      <w:t>2026-10-23</w:t>
       <w:br/>
       <w:br/>
     </w:r>

--- a/tillsyn/A 20426-2023 tillsynsbegäran.docx
+++ b/tillsyn/A 20426-2023 tillsynsbegäran.docx
@@ -285,7 +285,7 @@
     <w:r>
       <w:tab/>
       <w:tab/>
-      <w:t>2026-10-23</w:t>
+      <w:t>2026-10-24</w:t>
       <w:br/>
       <w:br/>
     </w:r>

--- a/tillsyn/A 20426-2023 tillsynsbegäran.docx
+++ b/tillsyn/A 20426-2023 tillsynsbegäran.docx
@@ -285,7 +285,7 @@
     <w:r>
       <w:tab/>
       <w:tab/>
-      <w:t>2026-10-24</w:t>
+      <w:t>2026-10-25</w:t>
       <w:br/>
       <w:br/>
     </w:r>

--- a/tillsyn/A 20426-2023 tillsynsbegäran.docx
+++ b/tillsyn/A 20426-2023 tillsynsbegäran.docx
@@ -285,7 +285,7 @@
     <w:r>
       <w:tab/>
       <w:tab/>
-      <w:t>2026-10-25</w:t>
+      <w:t>2026-10-26</w:t>
       <w:br/>
       <w:br/>
     </w:r>

--- a/tillsyn/A 20426-2023 tillsynsbegäran.docx
+++ b/tillsyn/A 20426-2023 tillsynsbegäran.docx
@@ -285,7 +285,7 @@
     <w:r>
       <w:tab/>
       <w:tab/>
-      <w:t>2026-10-26</w:t>
+      <w:t>2026-10-27</w:t>
       <w:br/>
       <w:br/>
     </w:r>

--- a/tillsyn/A 20426-2023 tillsynsbegäran.docx
+++ b/tillsyn/A 20426-2023 tillsynsbegäran.docx
@@ -285,7 +285,7 @@
     <w:r>
       <w:tab/>
       <w:tab/>
-      <w:t>2026-10-27</w:t>
+      <w:t>2026-10-28</w:t>
       <w:br/>
       <w:br/>
     </w:r>

--- a/tillsyn/A 20426-2023 tillsynsbegäran.docx
+++ b/tillsyn/A 20426-2023 tillsynsbegäran.docx
@@ -285,7 +285,7 @@
     <w:r>
       <w:tab/>
       <w:tab/>
-      <w:t>2026-10-28</w:t>
+      <w:t>2026-10-29</w:t>
       <w:br/>
       <w:br/>
     </w:r>

--- a/tillsyn/A 20426-2023 tillsynsbegäran.docx
+++ b/tillsyn/A 20426-2023 tillsynsbegäran.docx
@@ -285,7 +285,7 @@
     <w:r>
       <w:tab/>
       <w:tab/>
-      <w:t>2026-10-29</w:t>
+      <w:t>2026-10-31</w:t>
       <w:br/>
       <w:br/>
     </w:r>
